--- a/public/cv-templates/modern.docx
+++ b/public/cv-templates/modern.docx
@@ -47,7 +47,7 @@
                 <w:sz w:val="56"/>
                 <w:szCs w:val="56"/>
               </w:rPr>
-              <w:t xml:space="preserve">DAVID SSEMAKULA KIZZA</w:t>
+              <w:t xml:space="preserve">[YOUR FULL NAME]</w:t>
             </w:r>
           </w:p>
           <w:p>
@@ -64,7 +64,7 @@
                 <w:sz w:val="24"/>
                 <w:szCs w:val="24"/>
               </w:rPr>
-              <w:t xml:space="preserve">SENIOR RELATIONSHIP MANAGER  |  CORPORATE BANKING</w:t>
+              <w:t xml:space="preserve">[JOB TITLE]  |  [SECTOR / DEPARTMENT]</w:t>
             </w:r>
           </w:p>
           <w:p>
@@ -79,7 +79,7 @@
                 <w:sz w:val="21"/>
                 <w:szCs w:val="21"/>
               </w:rPr>
-              <w:t xml:space="preserve">+256 702 456 789   |   david.kizza@email.com   |   Kampala, Uganda</w:t>
+              <w:t xml:space="preserve">[+256 7XX XXX XXX]   |   [your.email@domain.com]   |   [City, Uganda]</w:t>
             </w:r>
           </w:p>
         </w:tc>
@@ -156,7 +156,7 @@
                 <w:sz w:val="20"/>
                 <w:szCs w:val="20"/>
               </w:rPr>
-              <w:t xml:space="preserve">✦ Corporate Credit Analysis</w:t>
+              <w:t xml:space="preserve">✦ [Skill 1]</w:t>
             </w:r>
           </w:p>
           <w:p>
@@ -170,7 +170,7 @@
                 <w:sz w:val="20"/>
                 <w:szCs w:val="20"/>
               </w:rPr>
-              <w:t xml:space="preserve">✦ Relationship Management</w:t>
+              <w:t xml:space="preserve">✦ [Skill 2]</w:t>
             </w:r>
           </w:p>
           <w:p>
@@ -184,7 +184,7 @@
                 <w:sz w:val="20"/>
                 <w:szCs w:val="20"/>
               </w:rPr>
-              <w:t xml:space="preserve">✦ Trade Finance &amp; Letters of Credit</w:t>
+              <w:t xml:space="preserve">✦ [Skill 3]</w:t>
             </w:r>
           </w:p>
           <w:p>
@@ -198,7 +198,7 @@
                 <w:sz w:val="20"/>
                 <w:szCs w:val="20"/>
               </w:rPr>
-              <w:t xml:space="preserve">✦ Financial Modelling (Excel)</w:t>
+              <w:t xml:space="preserve">✦ [Skill 4]</w:t>
             </w:r>
           </w:p>
           <w:p>
@@ -212,7 +212,7 @@
                 <w:sz w:val="20"/>
                 <w:szCs w:val="20"/>
               </w:rPr>
-              <w:t xml:space="preserve">✦ Portfolio Risk Management</w:t>
+              <w:t xml:space="preserve">✦ [Skill 5]</w:t>
             </w:r>
           </w:p>
           <w:p>
@@ -226,7 +226,7 @@
                 <w:sz w:val="20"/>
                 <w:szCs w:val="20"/>
               </w:rPr>
-              <w:t xml:space="preserve">✦ KYC / AML Compliance</w:t>
+              <w:t xml:space="preserve">✦ [Skill 6]</w:t>
             </w:r>
           </w:p>
           <w:p>
@@ -240,7 +240,7 @@
                 <w:sz w:val="20"/>
                 <w:szCs w:val="20"/>
               </w:rPr>
-              <w:t xml:space="preserve">✦ Team Leadership &amp; Coaching</w:t>
+              <w:t xml:space="preserve">✦ [Skill 7]</w:t>
             </w:r>
           </w:p>
           <w:p>
@@ -254,7 +254,7 @@
                 <w:sz w:val="20"/>
                 <w:szCs w:val="20"/>
               </w:rPr>
-              <w:t xml:space="preserve">✦ Business Development</w:t>
+              <w:t xml:space="preserve">✦ [Skill 8]</w:t>
             </w:r>
           </w:p>
           <w:p>
@@ -297,7 +297,7 @@
                 <w:sz w:val="21"/>
                 <w:szCs w:val="21"/>
               </w:rPr>
-              <w:t xml:space="preserve">MBA – Finance</w:t>
+              <w:t xml:space="preserve">[Degree Name]</w:t>
             </w:r>
           </w:p>
           <w:p>
@@ -311,8 +311,8 @@
                 <w:sz w:val="20"/>
                 <w:szCs w:val="20"/>
               </w:rPr>
-              <w:t xml:space="preserve">Uganda Management Institute
-2018</w:t>
+              <w:t xml:space="preserve">[University Name]
+[Year]</w:t>
             </w:r>
           </w:p>
           <w:p>
@@ -328,7 +328,7 @@
                 <w:sz w:val="21"/>
                 <w:szCs w:val="21"/>
               </w:rPr>
-              <w:t xml:space="preserve">B.Com – Accounting (Hons)</w:t>
+              <w:t xml:space="preserve">[Degree Name]</w:t>
             </w:r>
           </w:p>
           <w:p>
@@ -342,8 +342,8 @@
                 <w:sz w:val="20"/>
                 <w:szCs w:val="20"/>
               </w:rPr>
-              <w:t xml:space="preserve">Makerere University
-2014</w:t>
+              <w:t xml:space="preserve">[University Name]
+[Year]</w:t>
             </w:r>
           </w:p>
           <w:p>
@@ -384,7 +384,7 @@
                 <w:sz w:val="19"/>
                 <w:szCs w:val="19"/>
               </w:rPr>
-              <w:t xml:space="preserve">Chartered Institute of Bankers (ACIB) — 2020</w:t>
+              <w:t xml:space="preserve">[Certification 1] — [Year]</w:t>
             </w:r>
           </w:p>
           <w:p>
@@ -398,7 +398,7 @@
                 <w:sz w:val="19"/>
                 <w:szCs w:val="19"/>
               </w:rPr>
-              <w:t xml:space="preserve">Certified Credit Professional — ICPAU, 2019</w:t>
+              <w:t xml:space="preserve">[Certification 2] — [Year]</w:t>
             </w:r>
           </w:p>
           <w:p>
@@ -412,21 +412,7 @@
                 <w:sz w:val="19"/>
                 <w:szCs w:val="19"/>
               </w:rPr>
-              <w:t xml:space="preserve">AML &amp; Compliance Certificate — 2021</w:t>
-            </w:r>
-          </w:p>
-          <w:p>
-            <w:pPr>
-              <w:spacing w:after="0" w:before="60"/>
-            </w:pPr>
-            <w:r>
-              <w:rPr>
-                <w:rFonts w:ascii="Calibri" w:cs="Calibri" w:eastAsia="Calibri" w:hAnsi="Calibri"/>
-                <w:color w:val="0D1B2A"/>
-                <w:sz w:val="19"/>
-                <w:szCs w:val="19"/>
-              </w:rPr>
-              <w:t xml:space="preserve">CFA Level I — CFA Institute, 2022</w:t>
+              <w:t xml:space="preserve">[Certification 3] — [Year]</w:t>
             </w:r>
           </w:p>
           <w:p>
@@ -469,7 +455,7 @@
               </w:rPr>
               <w:t xml:space="preserve">English — Fluent
 Luganda — Native
-Swahili — Conversational</w:t>
+[Other] — [Level]</w:t>
             </w:r>
           </w:p>
         </w:tc>
@@ -511,11 +497,13 @@
             <w:r>
               <w:rPr>
                 <w:rFonts w:ascii="Calibri" w:cs="Calibri" w:eastAsia="Calibri" w:hAnsi="Calibri"/>
-                <w:color w:val="0D1B2A"/>
+                <w:i/>
+                <w:iCs/>
+                <w:color w:val="6B7280"/>
                 <w:sz w:val="21"/>
                 <w:szCs w:val="21"/>
               </w:rPr>
-              <w:t xml:space="preserve">Dynamic and commercially-focused Senior Relationship Manager with 9 years of progressive banking experience at leading Ugandan financial institutions. Consistent top performer with a proven ability to grow corporate loan portfolios, deepen client relationships, and drive revenue growth. In 2023, ranked #1 Relationship Manager across Stanbic Uganda's Commercial Banking division with a portfolio value of UGX 78 billion.</w:t>
+              <w:t xml:space="preserve">Write 3–4 sentences summarising your professional background, key strengths, and what you bring to this role. Include your years of experience, your sector, and one or two standout achievements with numbers. Example: 'Results-driven Relationship Manager with 9 years of banking experience at leading Ugandan financial institutions. Consistent top performer with proven ability to grow portfolios and drive revenue. In [Year], ranked #1 [Title] at [Organisation] with a portfolio value of UGX [X] billion.'</w:t>
             </w:r>
           </w:p>
           <w:p>
@@ -547,7 +535,7 @@
                 <w:sz w:val="24"/>
                 <w:szCs w:val="24"/>
               </w:rPr>
-              <w:t xml:space="preserve">Senior Relationship Manager — Corporate Banking</w:t>
+              <w:t xml:space="preserve">[Most Recent Job Title]</w:t>
             </w:r>
           </w:p>
           <w:p>
@@ -561,7 +549,7 @@
                 <w:sz w:val="20"/>
                 <w:szCs w:val="20"/>
               </w:rPr>
-              <w:t xml:space="preserve">Stanbic Bank Uganda  |  2020 – Present  |  Kampala</w:t>
+              <w:t xml:space="preserve">[Organisation Name]  |  [Year] – Present  |  [Location]</w:t>
             </w:r>
           </w:p>
           <w:p>
@@ -576,10 +564,13 @@
             <w:r>
               <w:rPr>
                 <w:rFonts w:ascii="Calibri" w:cs="Calibri" w:eastAsia="Calibri" w:hAnsi="Calibri"/>
+                <w:i/>
+                <w:iCs/>
+                <w:color w:val="6B7280"/>
                 <w:sz w:val="21"/>
                 <w:szCs w:val="21"/>
               </w:rPr>
-              <w:t xml:space="preserve">Manage a corporate client portfolio of 42 accounts with aggregate facilities of UGX 78 billion across manufacturing, agribusiness, and real estate sectors.</w:t>
+              <w:t xml:space="preserve">Describe your most impactful responsibility — include numbers, scale, and outcomes where possible.</w:t>
             </w:r>
           </w:p>
           <w:p>
@@ -594,10 +585,13 @@
             <w:r>
               <w:rPr>
                 <w:rFonts w:ascii="Calibri" w:cs="Calibri" w:eastAsia="Calibri" w:hAnsi="Calibri"/>
+                <w:i/>
+                <w:iCs/>
+                <w:color w:val="6B7280"/>
                 <w:sz w:val="21"/>
                 <w:szCs w:val="21"/>
               </w:rPr>
-              <w:t xml:space="preserve">Grew portfolio by 28% in FY2023 through targeted business development activities, sector events, and referral network cultivation.</w:t>
+              <w:t xml:space="preserve">Describe a key achievement — e.g. 'Grew portfolio by [X]% in [Year] through targeted business development activities.'</w:t>
             </w:r>
           </w:p>
           <w:p>
@@ -612,10 +606,13 @@
             <w:r>
               <w:rPr>
                 <w:rFonts w:ascii="Calibri" w:cs="Calibri" w:eastAsia="Calibri" w:hAnsi="Calibri"/>
+                <w:i/>
+                <w:iCs/>
+                <w:color w:val="6B7280"/>
                 <w:sz w:val="21"/>
                 <w:szCs w:val="21"/>
               </w:rPr>
-              <w:t xml:space="preserve">Lead credit structuring for complex transactions including import/export trade finance, invoice discounting, and term loan facilities.</w:t>
+              <w:t xml:space="preserve">Describe a leadership or coordination responsibility.</w:t>
             </w:r>
           </w:p>
           <w:p>
@@ -630,10 +627,43 @@
             <w:r>
               <w:rPr>
                 <w:rFonts w:ascii="Calibri" w:cs="Calibri" w:eastAsia="Calibri" w:hAnsi="Calibri"/>
+                <w:i/>
+                <w:iCs/>
+                <w:color w:val="6B7280"/>
                 <w:sz w:val="21"/>
                 <w:szCs w:val="21"/>
               </w:rPr>
-              <w:t xml:space="preserve">Chair monthly credit review meetings, preparing comprehensive credit appraisal memoranda for submission to the Credit Risk Committee.</w:t>
+              <w:t xml:space="preserve">Describe a technical or analytical achievement.</w:t>
+            </w:r>
+          </w:p>
+          <w:p>
+            <w:pPr>
+              <w:spacing w:after="20" w:before="160"/>
+            </w:pPr>
+            <w:r>
+              <w:rPr>
+                <w:rFonts w:ascii="Calibri" w:cs="Calibri" w:eastAsia="Calibri" w:hAnsi="Calibri"/>
+                <w:b/>
+                <w:bCs/>
+                <w:color w:val="0D1B2A"/>
+                <w:sz w:val="24"/>
+                <w:szCs w:val="24"/>
+              </w:rPr>
+              <w:t xml:space="preserve">[Previous Job Title]</w:t>
+            </w:r>
+          </w:p>
+          <w:p>
+            <w:pPr>
+              <w:spacing w:after="60" w:before="0"/>
+            </w:pPr>
+            <w:r>
+              <w:rPr>
+                <w:rFonts w:ascii="Calibri" w:cs="Calibri" w:eastAsia="Calibri" w:hAnsi="Calibri"/>
+                <w:color w:val="00B8A9"/>
+                <w:sz w:val="20"/>
+                <w:szCs w:val="20"/>
+              </w:rPr>
+              <w:t xml:space="preserve">[Organisation Name]  |  [Year] – [Year]  |  [Location]</w:t>
             </w:r>
           </w:p>
           <w:p>
@@ -648,40 +678,13 @@
             <w:r>
               <w:rPr>
                 <w:rFonts w:ascii="Calibri" w:cs="Calibri" w:eastAsia="Calibri" w:hAnsi="Calibri"/>
+                <w:i/>
+                <w:iCs/>
+                <w:color w:val="6B7280"/>
                 <w:sz w:val="21"/>
                 <w:szCs w:val="21"/>
               </w:rPr>
-              <w:t xml:space="preserve">Mentored 3 junior Relationship Officers who have all since been promoted to Relationship Manager grade.</w:t>
-            </w:r>
-          </w:p>
-          <w:p>
-            <w:pPr>
-              <w:spacing w:after="20" w:before="160"/>
-            </w:pPr>
-            <w:r>
-              <w:rPr>
-                <w:rFonts w:ascii="Calibri" w:cs="Calibri" w:eastAsia="Calibri" w:hAnsi="Calibri"/>
-                <w:b/>
-                <w:bCs/>
-                <w:color w:val="0D1B2A"/>
-                <w:sz w:val="24"/>
-                <w:szCs w:val="24"/>
-              </w:rPr>
-              <w:t xml:space="preserve">Relationship Manager — SME Banking</w:t>
-            </w:r>
-          </w:p>
-          <w:p>
-            <w:pPr>
-              <w:spacing w:after="60" w:before="0"/>
-            </w:pPr>
-            <w:r>
-              <w:rPr>
-                <w:rFonts w:ascii="Calibri" w:cs="Calibri" w:eastAsia="Calibri" w:hAnsi="Calibri"/>
-                <w:color w:val="00B8A9"/>
-                <w:sz w:val="20"/>
-                <w:szCs w:val="20"/>
-              </w:rPr>
-              <w:t xml:space="preserve">Centenary Bank Uganda  |  2016 – 2020  |  Kampala &amp; Mbarara</w:t>
+              <w:t xml:space="preserve">Describe your key responsibilities in this role.</w:t>
             </w:r>
           </w:p>
           <w:p>
@@ -696,10 +699,13 @@
             <w:r>
               <w:rPr>
                 <w:rFonts w:ascii="Calibri" w:cs="Calibri" w:eastAsia="Calibri" w:hAnsi="Calibri"/>
+                <w:i/>
+                <w:iCs/>
+                <w:color w:val="6B7280"/>
                 <w:sz w:val="21"/>
                 <w:szCs w:val="21"/>
               </w:rPr>
-              <w:t xml:space="preserve">Managed SME portfolio of 160 accounts with total exposure of UGX 22 billion, consistently maintaining NPL ratio below 2.5%.</w:t>
+              <w:t xml:space="preserve">Include a measurable achievement or impact.</w:t>
             </w:r>
           </w:p>
           <w:p>
@@ -714,94 +720,13 @@
             <w:r>
               <w:rPr>
                 <w:rFonts w:ascii="Calibri" w:cs="Calibri" w:eastAsia="Calibri" w:hAnsi="Calibri"/>
+                <w:i/>
+                <w:iCs/>
+                <w:color w:val="6B7280"/>
                 <w:sz w:val="21"/>
                 <w:szCs w:val="21"/>
               </w:rPr>
-              <w:t xml:space="preserve">Onboarded 68 new-to-bank SME clients in FY2019, exceeding annual acquisition target by 35%.</w:t>
-            </w:r>
-          </w:p>
-          <w:p>
-            <w:pPr>
-              <w:pStyle w:val="ListParagraph"/>
-              <w:numPr>
-                <w:ilvl w:val="0"/>
-                <w:numId w:val="2"/>
-              </w:numPr>
-              <w:spacing w:after="30" w:before="30"/>
-            </w:pPr>
-            <w:r>
-              <w:rPr>
-                <w:rFonts w:ascii="Calibri" w:cs="Calibri" w:eastAsia="Calibri" w:hAnsi="Calibri"/>
-                <w:sz w:val="21"/>
-                <w:szCs w:val="21"/>
-              </w:rPr>
-              <w:t xml:space="preserve">Developed tailored banking packages for agribusiness clients in Western Uganda, including seasonal credit facilities and input financing schemes.</w:t>
-            </w:r>
-          </w:p>
-          <w:p>
-            <w:pPr>
-              <w:spacing w:after="20" w:before="160"/>
-            </w:pPr>
-            <w:r>
-              <w:rPr>
-                <w:rFonts w:ascii="Calibri" w:cs="Calibri" w:eastAsia="Calibri" w:hAnsi="Calibri"/>
-                <w:b/>
-                <w:bCs/>
-                <w:color w:val="0D1B2A"/>
-                <w:sz w:val="24"/>
-                <w:szCs w:val="24"/>
-              </w:rPr>
-              <w:t xml:space="preserve">Credit Analyst</w:t>
-            </w:r>
-          </w:p>
-          <w:p>
-            <w:pPr>
-              <w:spacing w:after="60" w:before="0"/>
-            </w:pPr>
-            <w:r>
-              <w:rPr>
-                <w:rFonts w:ascii="Calibri" w:cs="Calibri" w:eastAsia="Calibri" w:hAnsi="Calibri"/>
-                <w:color w:val="00B8A9"/>
-                <w:sz w:val="20"/>
-                <w:szCs w:val="20"/>
-              </w:rPr>
-              <w:t xml:space="preserve">dfcu Bank Uganda  |  2014 – 2016  |  Kampala</w:t>
-            </w:r>
-          </w:p>
-          <w:p>
-            <w:pPr>
-              <w:pStyle w:val="ListParagraph"/>
-              <w:numPr>
-                <w:ilvl w:val="0"/>
-                <w:numId w:val="2"/>
-              </w:numPr>
-              <w:spacing w:after="30" w:before="30"/>
-            </w:pPr>
-            <w:r>
-              <w:rPr>
-                <w:rFonts w:ascii="Calibri" w:cs="Calibri" w:eastAsia="Calibri" w:hAnsi="Calibri"/>
-                <w:sz w:val="21"/>
-                <w:szCs w:val="21"/>
-              </w:rPr>
-              <w:t xml:space="preserve">Conducted financial statement analysis for corporate and SME loan applications with aggregate value of UGX 35 billion annually.</w:t>
-            </w:r>
-          </w:p>
-          <w:p>
-            <w:pPr>
-              <w:pStyle w:val="ListParagraph"/>
-              <w:numPr>
-                <w:ilvl w:val="0"/>
-                <w:numId w:val="2"/>
-              </w:numPr>
-              <w:spacing w:after="30" w:before="30"/>
-            </w:pPr>
-            <w:r>
-              <w:rPr>
-                <w:rFonts w:ascii="Calibri" w:cs="Calibri" w:eastAsia="Calibri" w:hAnsi="Calibri"/>
-                <w:sz w:val="21"/>
-                <w:szCs w:val="21"/>
-              </w:rPr>
-              <w:t xml:space="preserve">Prepared credit appraisal reports with a 94% approval rate from the Credit Committee, reflecting strong analytical rigour.</w:t>
+              <w:t xml:space="preserve">Add a third bullet highlighting a specific skill or contribution.</w:t>
             </w:r>
           </w:p>
           <w:p>
@@ -831,21 +756,21 @@
                 <w:sz w:val="20"/>
                 <w:szCs w:val="20"/>
               </w:rPr>
-              <w:t xml:space="preserve">Mr. Robert Katende — Head of Corporate Banking, Stanbic Uganda | r.katende@stanbic.co.ug</w:t>
-            </w:r>
-          </w:p>
-          <w:p>
-            <w:pPr>
-              <w:spacing w:after="20" w:before="20"/>
-            </w:pPr>
-            <w:r>
-              <w:rPr>
-                <w:rFonts w:ascii="Calibri" w:cs="Calibri" w:eastAsia="Calibri" w:hAnsi="Calibri"/>
-                <w:color w:val="0D1B2A"/>
-                <w:sz w:val="20"/>
-                <w:szCs w:val="20"/>
-              </w:rPr>
-              <w:t xml:space="preserve">Ms. Grace Tendo — Chief Credit Officer, Centenary Bank | g.tendo@centenarybank.co.ug</w:t>
+              <w:t xml:space="preserve">[Referee Name] — [Title], [Organisation] | [email] | [phone]</w:t>
+            </w:r>
+          </w:p>
+          <w:p>
+            <w:pPr>
+              <w:spacing w:before="20"/>
+            </w:pPr>
+            <w:r>
+              <w:rPr>
+                <w:rFonts w:ascii="Calibri" w:cs="Calibri" w:eastAsia="Calibri" w:hAnsi="Calibri"/>
+                <w:color w:val="0D1B2A"/>
+                <w:sz w:val="20"/>
+                <w:szCs w:val="20"/>
+              </w:rPr>
+              <w:t xml:space="preserve">[Referee Name] — [Title], [Organisation] | [email] | [phone]</w:t>
             </w:r>
           </w:p>
         </w:tc>
@@ -1030,10 +955,10 @@
     <w:lvl w:ilvl="0" w15:tentative="1">
       <w:start w:val="1"/>
       <w:numFmt w:val="bullet"/>
-      <w:lvlText w:val="›"/>
+      <w:lvlText w:val="•"/>
       <w:lvlJc w:val="left"/>
       <w:pPr>
-        <w:ind w:left="360" w:hanging="200"/>
+        <w:ind w:left="720" w:hanging="360"/>
       </w:pPr>
     </w:lvl>
   </w:abstractNum>
